--- a/templates/surat_ijin_tempat_template.docx
+++ b/templates/surat_ijin_tempat_template.docx
@@ -332,9 +332,8 @@
               <w:rPr>
                 <w:rFonts w:ascii="Bookman Old Style" w:hAnsi="Bookman Old Style" w:cs="Times New Roman"/>
                 <w:sz w:val="24"/>
-                <w:lang w:val="en-US"/>
-              </w:rPr>
-              <w:t>{}</w:t>
+              </w:rPr>
+              <w:t>{alamat_pemilik_lahan}</w:t>
             </w:r>
             <w:r>
               <w:rPr>
@@ -776,7 +775,6 @@
       <w:tblPr>
         <w:tblStyle w:val="TableGrid"/>
         <w:tblW w:w="0" w:type="auto"/>
-        <w:tblInd w:w="392" w:type="dxa"/>
         <w:tblBorders>
           <w:top w:val="none" w:sz="0" w:space="0" w:color="auto"/>
           <w:left w:val="none" w:sz="0" w:space="0" w:color="auto"/>
@@ -788,14 +786,14 @@
         <w:tblLook w:val="04A0" w:firstRow="1" w:lastRow="0" w:firstColumn="1" w:lastColumn="0" w:noHBand="0" w:noVBand="1"/>
       </w:tblPr>
       <w:tblGrid>
-        <w:gridCol w:w="1626"/>
+        <w:gridCol w:w="2018"/>
         <w:gridCol w:w="293"/>
         <w:gridCol w:w="6715"/>
       </w:tblGrid>
       <w:tr>
         <w:tc>
           <w:tcPr>
-            <w:tcW w:w="1695" w:type="dxa"/>
+            <w:tcW w:w="2018" w:type="dxa"/>
           </w:tcPr>
           <w:p>
             <w:pPr>
@@ -852,7 +850,7 @@
         </w:tc>
         <w:tc>
           <w:tcPr>
-            <w:tcW w:w="7309" w:type="dxa"/>
+            <w:tcW w:w="6715" w:type="dxa"/>
           </w:tcPr>
           <w:p>
             <w:pPr>
@@ -877,7 +875,7 @@
       <w:tr>
         <w:tc>
           <w:tcPr>
-            <w:tcW w:w="1695" w:type="dxa"/>
+            <w:tcW w:w="2018" w:type="dxa"/>
           </w:tcPr>
           <w:p>
             <w:pPr>
@@ -925,7 +923,7 @@
         </w:tc>
         <w:tc>
           <w:tcPr>
-            <w:tcW w:w="7309" w:type="dxa"/>
+            <w:tcW w:w="6715" w:type="dxa"/>
           </w:tcPr>
           <w:p>
             <w:pPr>
@@ -951,7 +949,7 @@
       <w:tr>
         <w:tc>
           <w:tcPr>
-            <w:tcW w:w="1695" w:type="dxa"/>
+            <w:tcW w:w="2018" w:type="dxa"/>
           </w:tcPr>
           <w:p>
             <w:pPr>
@@ -1001,7 +999,7 @@
         </w:tc>
         <w:tc>
           <w:tcPr>
-            <w:tcW w:w="7309" w:type="dxa"/>
+            <w:tcW w:w="6715" w:type="dxa"/>
           </w:tcPr>
           <w:p>
             <w:pPr>
@@ -1598,7 +1596,6 @@
   <w:style w:type="character" w:default="1" w:styleId="DefaultParagraphFont">
     <w:name w:val="Default Paragraph Font"/>
     <w:uiPriority w:val="1"/>
-    <w:semiHidden/>
     <w:unhideWhenUsed/>
   </w:style>
   <w:style w:type="table" w:default="1" w:styleId="TableNormal">
